--- a/分章节初稿/Related_Work_中文修订稿_v3_表达与引用规范版.docx
+++ b/分章节初稿/Related_Work_中文修订稿_v3_表达与引用规范版.docx
@@ -22,7 +22,7 @@
         <w:keepLines w:val="0"/>
         <w:widowControl/>
         <w:suppressLineNumbers w:val="0"/>
-        <w:spacing w:line="360" w:lineRule="auto" w:before="0" w:after="0"/>
+        <w:spacing w:before="0" w:after="0" w:line="360" w:lineRule="auto"/>
         <w:ind w:firstLine="420"/>
         <w:rPr>
           <w:rFonts w:ascii="Times New Roman" w:hAnsi="Times New Roman" w:eastAsia="宋体" w:cs="Calibri"/>
@@ -68,7 +68,7 @@
     </w:p>
     <w:p>
       <w:pPr>
-        <w:spacing w:after="0" w:line="360" w:lineRule="auto" w:before="0"/>
+        <w:spacing w:before="0" w:after="0" w:line="360" w:lineRule="auto"/>
         <w:ind w:firstLine="420"/>
       </w:pPr>
       <w:r>
@@ -81,7 +81,7 @@
     </w:p>
     <w:p>
       <w:pPr>
-        <w:spacing w:after="0" w:line="360" w:lineRule="auto" w:before="0"/>
+        <w:spacing w:before="0" w:after="0" w:line="360" w:lineRule="auto"/>
         <w:ind w:firstLine="420"/>
       </w:pPr>
       <w:r>
@@ -90,32 +90,6 @@
           <w:sz w:val="21"/>
         </w:rPr>
         <w:t>强化学习通常将任务卸载建模为马尔可夫决策过程（Markov Decision Process, MDP），并通过与环境持续交互学习卸载策略，以优化队列状态、服务时延和能耗等长期累积指标。相关综述系统梳理了强化学习在 MEC 任务卸载、内容缓存和通信资源管理中的应用，指出其优势主要体现在对动态运行状态的适应能力以及面向长期累积效用的策略优化 [13]。Sharma 等将具有依赖关系的多任务表示为有向无环图，并结合一阶元学习与深度 Q 学习提高策略对动态边云环境的适应速度 [14]。Ke 等面向多工作负载和多 MEC 服务器设计模块化 Soft Actor-Critic 框架，通过工作负载表征、加权策略修正和优先经验回放处理时变到达与信道状态 [15]。TF-DDRL 利用 Transformer 增强的分布式深度强化学习捕获边云 IoT 调度中的任务关系和长期状态变化 [16]。这些工作说明，强化学习适合处理状态演化、动作耦合和长期回报并存的卸载问题，但其主要决策仍集中于任务执行位置和资源份额，尚未充分描述 DNN 请求在队列、组批和具体推理设备之间的联合调度。</w:t>
-      </w:r>
-      <w:r>
-        <w:rPr>
-          <w:rFonts w:hint="eastAsia" w:ascii="Times New Roman" w:hAnsi="Times New Roman" w:eastAsia="宋体"/>
-          <w:sz w:val="21"/>
-          <w:lang w:val="en-US" w:eastAsia="zh-CN"/>
-        </w:rPr>
-      </w:r>
-      <w:r>
-        <w:rPr>
-          <w:rFonts w:ascii="Times New Roman" w:hAnsi="Times New Roman" w:eastAsia="宋体"/>
-          <w:sz w:val="21"/>
-        </w:rPr>
-      </w:r>
-      <w:r>
-        <w:rPr>
-          <w:rFonts w:hint="eastAsia" w:ascii="Times New Roman" w:hAnsi="Times New Roman" w:eastAsia="宋体"/>
-          <w:sz w:val="21"/>
-          <w:lang w:val="en-US" w:eastAsia="zh-CN"/>
-        </w:rPr>
-      </w:r>
-      <w:r>
-        <w:rPr>
-          <w:rFonts w:ascii="Times New Roman" w:hAnsi="Times New Roman" w:eastAsia="宋体"/>
-          <w:sz w:val="21"/>
-        </w:rPr>
       </w:r>
     </w:p>
     <w:p>
@@ -131,23 +105,10 @@
         </w:rPr>
         <w:t>2.2 边缘智能中的协同推理与优化</w:t>
       </w:r>
-      <w:r>
-        <w:rPr>
-          <w:rFonts w:hint="eastAsia" w:ascii="Times New Roman" w:hAnsi="Times New Roman" w:eastAsia="黑体"/>
-          <w:sz w:val="24"/>
-          <w:lang w:val="en-US" w:eastAsia="zh-CN"/>
-        </w:rPr>
-      </w:r>
-      <w:r>
-        <w:rPr>
-          <w:rFonts w:ascii="Times New Roman" w:hAnsi="Times New Roman" w:eastAsia="黑体"/>
-          <w:sz w:val="24"/>
-        </w:rPr>
-      </w:r>
     </w:p>
     <w:p>
       <w:pPr>
-        <w:spacing w:after="0" w:line="360" w:lineRule="auto" w:before="0"/>
+        <w:spacing w:before="0" w:after="0" w:line="360" w:lineRule="auto"/>
         <w:ind w:firstLine="420"/>
       </w:pPr>
       <w:r>
@@ -157,49 +118,10 @@
         </w:rPr>
         <w:t>边缘智能协同推理利用终端、边缘节点与云端之间的资源互补性，将 DNN 模型或中间特征的计算分配至不同层级，以降低端侧计算压力并满足时延、能耗和推理精度等要求。现有模型驱动方法通常围绕模型选择、网络切分、输入压缩和计算卸载建立联合优化模型。Spatharakis 等在端设备与边缘云协同场景中联合决定本地或远程模型、输入压缩比例和任务卸载策略，以权衡推理精度与端到端时延 [1]。这类方法能够显式描述通信、计算和精度约束，但其求解效果在较大程度上依赖系统参数与性能模型的准确性。</w:t>
       </w:r>
-      <w:r>
-        <w:rPr>
-          <w:rFonts w:hint="eastAsia" w:ascii="Times New Roman" w:hAnsi="Times New Roman" w:eastAsia="宋体"/>
-          <w:sz w:val="21"/>
-          <w:lang w:val="en-US" w:eastAsia="zh-CN"/>
-        </w:rPr>
-      </w:r>
-      <w:r>
-        <w:rPr>
-          <w:rFonts w:ascii="Times New Roman" w:hAnsi="Times New Roman" w:eastAsia="宋体"/>
-          <w:sz w:val="21"/>
-        </w:rPr>
-      </w:r>
-      <w:r>
-        <w:rPr>
-          <w:rFonts w:hint="eastAsia" w:ascii="Times New Roman" w:hAnsi="Times New Roman" w:eastAsia="宋体"/>
-          <w:sz w:val="21"/>
-          <w:lang w:val="en-US" w:eastAsia="zh-CN"/>
-        </w:rPr>
-      </w:r>
-      <w:r>
-        <w:rPr>
-          <w:rFonts w:ascii="Times New Roman" w:hAnsi="Times New Roman" w:eastAsia="宋体"/>
-          <w:sz w:val="21"/>
-        </w:rPr>
-      </w:r>
-      <w:r>
-        <w:rPr>
-          <w:rFonts w:hint="eastAsia" w:ascii="Times New Roman" w:hAnsi="Times New Roman" w:eastAsia="宋体"/>
-          <w:sz w:val="21"/>
-          <w:lang w:val="en-US" w:eastAsia="zh-CN"/>
-        </w:rPr>
-      </w:r>
-      <w:r>
-        <w:rPr>
-          <w:rFonts w:ascii="Times New Roman" w:hAnsi="Times New Roman" w:eastAsia="宋体"/>
-          <w:sz w:val="21"/>
-        </w:rPr>
-      </w:r>
     </w:p>
     <w:p>
       <w:pPr>
-        <w:spacing w:after="0" w:line="360" w:lineRule="auto" w:before="0"/>
+        <w:spacing w:before="0" w:after="0" w:line="360" w:lineRule="auto"/>
         <w:ind w:firstLine="420"/>
       </w:pPr>
       <w:r>
@@ -226,7 +148,7 @@
     </w:p>
     <w:p>
       <w:pPr>
-        <w:spacing w:after="0" w:line="360" w:lineRule="auto" w:before="0"/>
+        <w:spacing w:before="0" w:after="0" w:line="360" w:lineRule="auto"/>
         <w:ind w:firstLine="420"/>
         <w:rPr>
           <w:rFonts w:ascii="Times New Roman" w:hAnsi="Times New Roman" w:eastAsia="宋体"/>
@@ -243,7 +165,7 @@
     </w:p>
     <w:p>
       <w:pPr>
-        <w:spacing w:after="0" w:line="360" w:lineRule="auto" w:before="0"/>
+        <w:spacing w:before="0" w:after="0" w:line="360" w:lineRule="auto"/>
         <w:ind w:firstLine="420"/>
       </w:pPr>
       <w:r>
@@ -254,16 +176,10 @@
         </w:rPr>
         <w:t>相比之下，强化学习能够通过与运行环境交互直接学习动态组批策略。BCEdge 采用最大熵深度强化学习联合调节批处理规模与并发实例数，以满足多 DNN 服务的吞吐量和 SLO 要求 [5]。Coinf 根据性能预测识别紧急任务，并由深度强化学习调度器选择相应的组批动作 [8]。Sun 等进一步利用离散 Soft Actor-Critic 联合学习任务卸载与 SLA 感知组批策略 [21]。上述方法表明，学习式调度能够考虑当前组批决策对后续队列积压、吞吐量和截止期限违约风险的持续影响，因而适合请求不断到达且系统状态动态变化的在线服务场景。</w:t>
       </w:r>
-      <w:r>
-        <w:rPr>
-          <w:rFonts w:ascii="Times New Roman" w:hAnsi="Times New Roman" w:eastAsia="宋体"/>
-          <w:sz w:val="21"/>
-        </w:rPr>
-      </w:r>
     </w:p>
     <w:p>
       <w:pPr>
-        <w:spacing w:after="0" w:line="360" w:lineRule="auto" w:before="0"/>
+        <w:spacing w:before="0" w:after="0" w:line="360" w:lineRule="auto"/>
         <w:ind w:firstLine="420"/>
         <w:rPr>
           <w:rFonts w:ascii="Times New Roman" w:hAnsi="Times New Roman" w:eastAsia="宋体"/>
@@ -280,7 +196,7 @@
     </w:p>
     <w:p>
       <w:pPr>
-        <w:spacing w:after="0" w:line="360" w:lineRule="auto" w:before="0"/>
+        <w:spacing w:before="0" w:after="0" w:line="360" w:lineRule="auto"/>
         <w:ind w:firstLine="420"/>
         <w:rPr>
           <w:rFonts w:ascii="Times New Roman" w:hAnsi="Times New Roman" w:eastAsia="宋体" w:cs="Calibri"/>
@@ -290,6 +206,7 @@
           <w:lang w:val="en-US" w:eastAsia="en-US" w:bidi="ar-SA"/>
         </w:rPr>
       </w:pPr>
+      <w:bookmarkStart w:id="0" w:name="_GoBack"/>
       <w:r>
         <w:rPr>
           <w:rFonts w:ascii="Times New Roman" w:hAnsi="Times New Roman" w:eastAsia="宋体" w:cs="Calibri"/>
@@ -298,135 +215,8 @@
           <w:szCs w:val="22"/>
           <w:lang w:val="en-US" w:eastAsia="en-US" w:bidi="ar-SA"/>
         </w:rPr>
-        <w:t>综上，现有研究多侧重任务卸载、协同推理、动态组批或 SLO 保障中的部分环节，对动态多 DNN 服务中的设备选择、组批和等待决策缺乏统一优化。为此，本文构建基于离散 SAC 的在线调度方法。调度器仅依据已观测信息进行决策：GRU 从历史运行反馈中提取动态状态特征，因果负载压力门控模块则结合在线到达率估计、队列积压和请求紧迫度限制高风险动作，从而在控制能耗开销的同时降低 SLA 违约率与尾部时延。</w:t>
+        <w:t>综上，现有研究多侧重任务卸载、协同推理、动态组批或 SLO 保障中的部分环节，对动态负载下多 DNN 服务中的设备选择、组批和等待决策缺乏统一优化。同时，现有方法对请求级 SLA 违约率和 p99 时延的关注仍显不足。若仅优化平均时延或吞吐量，少量请求的长期排队和严重超时可能被整体均值掩盖，进而导致服务可靠性下降和长尾性能恶化</w:t>
       </w:r>
-      <w:r>
-        <w:rPr>
-          <w:rFonts w:hint="eastAsia" w:cs="Calibri" w:ascii="Times New Roman" w:hAnsi="Times New Roman" w:eastAsia="宋体"/>
-          <w:kern w:val="0"/>
-          <w:sz w:val="21"/>
-          <w:szCs w:val="22"/>
-          <w:lang w:val="en-US" w:eastAsia="zh-CN" w:bidi="ar-SA"/>
-        </w:rPr>
-      </w:r>
-      <w:r>
-        <w:rPr>
-          <w:rFonts w:ascii="Times New Roman" w:hAnsi="Times New Roman" w:eastAsia="宋体" w:cs="Calibri"/>
-          <w:kern w:val="0"/>
-          <w:sz w:val="21"/>
-          <w:szCs w:val="22"/>
-          <w:lang w:val="en-US" w:eastAsia="en-US" w:bidi="ar-SA"/>
-        </w:rPr>
-      </w:r>
-      <w:r>
-        <w:rPr>
-          <w:rFonts w:ascii="Times New Roman" w:hAnsi="Times New Roman" w:eastAsia="宋体" w:cs="Calibri"/>
-          <w:kern w:val="0"/>
-          <w:sz w:val="21"/>
-          <w:szCs w:val="22"/>
-          <w:lang w:val="en-US" w:eastAsia="en-US" w:bidi="ar-SA"/>
-        </w:rPr>
-      </w:r>
-      <w:r>
-        <w:rPr>
-          <w:rFonts w:hint="eastAsia" w:cs="Calibri" w:ascii="Times New Roman" w:hAnsi="Times New Roman" w:eastAsia="宋体"/>
-          <w:kern w:val="0"/>
-          <w:sz w:val="21"/>
-          <w:szCs w:val="22"/>
-          <w:lang w:val="en-US" w:eastAsia="zh-CN" w:bidi="ar-SA"/>
-        </w:rPr>
-      </w:r>
-      <w:r>
-        <w:rPr>
-          <w:rFonts w:ascii="Times New Roman" w:hAnsi="Times New Roman" w:eastAsia="宋体" w:cs="Calibri"/>
-          <w:kern w:val="0"/>
-          <w:sz w:val="21"/>
-          <w:szCs w:val="22"/>
-          <w:lang w:val="en-US" w:eastAsia="en-US" w:bidi="ar-SA"/>
-        </w:rPr>
-      </w:r>
-      <w:r>
-        <w:rPr>
-          <w:rFonts w:hint="eastAsia" w:cs="Calibri" w:ascii="Times New Roman" w:hAnsi="Times New Roman" w:eastAsia="宋体"/>
-          <w:kern w:val="0"/>
-          <w:sz w:val="21"/>
-          <w:szCs w:val="22"/>
-          <w:lang w:val="en-US" w:eastAsia="zh-CN" w:bidi="ar-SA"/>
-        </w:rPr>
-      </w:r>
-      <w:r>
-        <w:rPr>
-          <w:rFonts w:ascii="Times New Roman" w:hAnsi="Times New Roman" w:eastAsia="宋体" w:cs="Calibri"/>
-          <w:kern w:val="0"/>
-          <w:sz w:val="21"/>
-          <w:szCs w:val="22"/>
-          <w:lang w:val="en-US" w:eastAsia="en-US" w:bidi="ar-SA"/>
-        </w:rPr>
-      </w:r>
-      <w:r>
-        <w:rPr>
-          <w:rFonts w:hint="eastAsia" w:cs="Calibri" w:ascii="Times New Roman" w:hAnsi="Times New Roman" w:eastAsia="宋体"/>
-          <w:kern w:val="0"/>
-          <w:sz w:val="21"/>
-          <w:szCs w:val="22"/>
-          <w:lang w:val="en-US" w:eastAsia="zh-CN" w:bidi="ar-SA"/>
-        </w:rPr>
-      </w:r>
-      <w:r>
-        <w:rPr>
-          <w:rFonts w:ascii="Times New Roman" w:hAnsi="Times New Roman" w:eastAsia="宋体" w:cs="Calibri"/>
-          <w:kern w:val="0"/>
-          <w:sz w:val="21"/>
-          <w:szCs w:val="22"/>
-          <w:lang w:val="en-US" w:eastAsia="en-US" w:bidi="ar-SA"/>
-        </w:rPr>
-      </w:r>
-      <w:r>
-        <w:rPr>
-          <w:rFonts w:hint="eastAsia" w:cs="Calibri" w:ascii="Times New Roman" w:hAnsi="Times New Roman" w:eastAsia="宋体"/>
-          <w:kern w:val="0"/>
-          <w:sz w:val="21"/>
-          <w:szCs w:val="22"/>
-          <w:lang w:val="en-US" w:eastAsia="zh-CN" w:bidi="ar-SA"/>
-        </w:rPr>
-      </w:r>
-      <w:r>
-        <w:rPr>
-          <w:rFonts w:ascii="Times New Roman" w:hAnsi="Times New Roman" w:eastAsia="宋体" w:cs="Calibri"/>
-          <w:kern w:val="0"/>
-          <w:sz w:val="21"/>
-          <w:szCs w:val="22"/>
-          <w:lang w:val="en-US" w:eastAsia="en-US" w:bidi="ar-SA"/>
-        </w:rPr>
-      </w:r>
-      <w:r>
-        <w:rPr>
-          <w:rFonts w:ascii="Times New Roman" w:hAnsi="Times New Roman" w:eastAsia="宋体" w:cs="Calibri"/>
-          <w:kern w:val="0"/>
-          <w:sz w:val="21"/>
-          <w:szCs w:val="22"/>
-          <w:lang w:val="en-US" w:eastAsia="en-US" w:bidi="ar-SA"/>
-        </w:rPr>
-      </w:r>
-      <w:r>
-        <w:rPr>
-          <w:rFonts w:hint="eastAsia" w:cs="Calibri" w:ascii="Times New Roman" w:hAnsi="Times New Roman" w:eastAsia="宋体"/>
-          <w:kern w:val="0"/>
-          <w:sz w:val="21"/>
-          <w:szCs w:val="22"/>
-          <w:lang w:val="en-US" w:eastAsia="zh-CN" w:bidi="ar-SA"/>
-        </w:rPr>
-      </w:r>
-      <w:r>
-        <w:rPr>
-          <w:rFonts w:ascii="Times New Roman" w:hAnsi="Times New Roman" w:eastAsia="宋体" w:cs="Calibri"/>
-          <w:kern w:val="0"/>
-          <w:sz w:val="21"/>
-          <w:szCs w:val="22"/>
-          <w:lang w:val="en-US" w:eastAsia="en-US" w:bidi="ar-SA"/>
-        </w:rPr>
-      </w:r>
-      <w:bookmarkStart w:id="0" w:name="_GoBack"/>
       <w:bookmarkEnd w:id="0"/>
       <w:r>
         <w:rPr>
@@ -436,6 +226,7 @@
           <w:szCs w:val="22"/>
           <w:lang w:val="en-US" w:eastAsia="en-US" w:bidi="ar-SA"/>
         </w:rPr>
+        <w:t>。为此，本文构建基于离散 SAC 的在线调度方法。调度器仅依据已观测信息进行决策：GRU 从历史运行反馈中提取动态状态特征，因果负载压力门控模块则结合在线到达率估计、队列积压和请求紧迫度限制高风险动作，从而在控制能耗开销的同时降低 SLA 违约率与尾部时延。</w:t>
       </w:r>
     </w:p>
     <w:p>
@@ -454,7 +245,7 @@
     </w:p>
     <w:p>
       <w:pPr>
-        <w:spacing w:line="240" w:lineRule="auto" w:before="0" w:after="0"/>
+        <w:spacing w:before="0" w:after="0" w:line="240" w:lineRule="auto"/>
         <w:ind w:left="420" w:hanging="420"/>
       </w:pPr>
       <w:r>
@@ -467,7 +258,7 @@
     </w:p>
     <w:p>
       <w:pPr>
-        <w:spacing w:line="240" w:lineRule="auto" w:before="0" w:after="0"/>
+        <w:spacing w:before="0" w:after="0" w:line="240" w:lineRule="auto"/>
         <w:ind w:left="420" w:hanging="420"/>
       </w:pPr>
       <w:r>
@@ -480,7 +271,7 @@
     </w:p>
     <w:p>
       <w:pPr>
-        <w:spacing w:line="240" w:lineRule="auto" w:before="0" w:after="0"/>
+        <w:spacing w:before="0" w:after="0" w:line="240" w:lineRule="auto"/>
         <w:ind w:left="420" w:hanging="420"/>
       </w:pPr>
       <w:r>
@@ -493,7 +284,7 @@
     </w:p>
     <w:p>
       <w:pPr>
-        <w:spacing w:line="240" w:lineRule="auto" w:before="0" w:after="0"/>
+        <w:spacing w:before="0" w:after="0" w:line="240" w:lineRule="auto"/>
         <w:ind w:left="420" w:hanging="420"/>
       </w:pPr>
       <w:r>
@@ -506,7 +297,7 @@
     </w:p>
     <w:p>
       <w:pPr>
-        <w:spacing w:line="240" w:lineRule="auto" w:before="0" w:after="0"/>
+        <w:spacing w:before="0" w:after="0" w:line="240" w:lineRule="auto"/>
         <w:ind w:left="420" w:hanging="420"/>
       </w:pPr>
       <w:r>
@@ -519,7 +310,7 @@
     </w:p>
     <w:p>
       <w:pPr>
-        <w:spacing w:line="240" w:lineRule="auto" w:before="0" w:after="0"/>
+        <w:spacing w:before="0" w:after="0" w:line="240" w:lineRule="auto"/>
         <w:ind w:left="420" w:hanging="420"/>
       </w:pPr>
       <w:r>
@@ -532,7 +323,7 @@
     </w:p>
     <w:p>
       <w:pPr>
-        <w:spacing w:line="240" w:lineRule="auto" w:before="0" w:after="0"/>
+        <w:spacing w:before="0" w:after="0" w:line="240" w:lineRule="auto"/>
         <w:ind w:left="420" w:hanging="420"/>
       </w:pPr>
       <w:r>
@@ -545,7 +336,7 @@
     </w:p>
     <w:p>
       <w:pPr>
-        <w:spacing w:line="240" w:lineRule="auto" w:before="0" w:after="0"/>
+        <w:spacing w:before="0" w:after="0" w:line="240" w:lineRule="auto"/>
         <w:ind w:left="420" w:hanging="420"/>
       </w:pPr>
       <w:r>
@@ -558,7 +349,7 @@
     </w:p>
     <w:p>
       <w:pPr>
-        <w:spacing w:line="240" w:lineRule="auto" w:before="0" w:after="0"/>
+        <w:spacing w:before="0" w:after="0" w:line="240" w:lineRule="auto"/>
         <w:ind w:left="420" w:hanging="420"/>
       </w:pPr>
       <w:r>
@@ -571,7 +362,7 @@
     </w:p>
     <w:p>
       <w:pPr>
-        <w:spacing w:line="240" w:lineRule="auto" w:before="0" w:after="0"/>
+        <w:spacing w:before="0" w:after="0" w:line="240" w:lineRule="auto"/>
         <w:ind w:left="420" w:hanging="420"/>
       </w:pPr>
       <w:r>
@@ -584,7 +375,7 @@
     </w:p>
     <w:p>
       <w:pPr>
-        <w:spacing w:line="240" w:lineRule="auto" w:before="0" w:after="0"/>
+        <w:spacing w:before="0" w:after="0" w:line="240" w:lineRule="auto"/>
         <w:ind w:left="420" w:hanging="420"/>
       </w:pPr>
       <w:r>
@@ -597,7 +388,7 @@
     </w:p>
     <w:p>
       <w:pPr>
-        <w:spacing w:line="240" w:lineRule="auto" w:before="0" w:after="0"/>
+        <w:spacing w:before="0" w:after="0" w:line="240" w:lineRule="auto"/>
         <w:ind w:left="420" w:hanging="420"/>
       </w:pPr>
       <w:r>
@@ -610,7 +401,7 @@
     </w:p>
     <w:p>
       <w:pPr>
-        <w:spacing w:line="240" w:lineRule="auto" w:before="0" w:after="0"/>
+        <w:spacing w:before="0" w:after="0" w:line="240" w:lineRule="auto"/>
         <w:ind w:left="420" w:hanging="420"/>
       </w:pPr>
       <w:r>
@@ -623,7 +414,7 @@
     </w:p>
     <w:p>
       <w:pPr>
-        <w:spacing w:line="240" w:lineRule="auto" w:before="0" w:after="0"/>
+        <w:spacing w:before="0" w:after="0" w:line="240" w:lineRule="auto"/>
         <w:ind w:left="420" w:hanging="420"/>
       </w:pPr>
       <w:r>
@@ -636,7 +427,7 @@
     </w:p>
     <w:p>
       <w:pPr>
-        <w:spacing w:line="240" w:lineRule="auto" w:before="0" w:after="0"/>
+        <w:spacing w:before="0" w:after="0" w:line="240" w:lineRule="auto"/>
         <w:ind w:left="420" w:hanging="420"/>
       </w:pPr>
       <w:r>
@@ -649,7 +440,7 @@
     </w:p>
     <w:p>
       <w:pPr>
-        <w:spacing w:line="240" w:lineRule="auto" w:before="0" w:after="0"/>
+        <w:spacing w:before="0" w:after="0" w:line="240" w:lineRule="auto"/>
         <w:ind w:left="420" w:hanging="420"/>
       </w:pPr>
       <w:r>
@@ -662,7 +453,7 @@
     </w:p>
     <w:p>
       <w:pPr>
-        <w:spacing w:line="240" w:lineRule="auto" w:before="0" w:after="0"/>
+        <w:spacing w:before="0" w:after="0" w:line="240" w:lineRule="auto"/>
         <w:ind w:left="420" w:hanging="420"/>
       </w:pPr>
       <w:r>
@@ -675,7 +466,7 @@
     </w:p>
     <w:p>
       <w:pPr>
-        <w:spacing w:line="240" w:lineRule="auto" w:before="0" w:after="0"/>
+        <w:spacing w:before="0" w:after="0" w:line="240" w:lineRule="auto"/>
         <w:ind w:left="420" w:hanging="420"/>
       </w:pPr>
       <w:r>
@@ -688,7 +479,7 @@
     </w:p>
     <w:p>
       <w:pPr>
-        <w:spacing w:line="240" w:lineRule="auto" w:before="0" w:after="0"/>
+        <w:spacing w:before="0" w:after="0" w:line="240" w:lineRule="auto"/>
         <w:ind w:left="420" w:hanging="420"/>
       </w:pPr>
       <w:r>
@@ -701,7 +492,7 @@
     </w:p>
     <w:p>
       <w:pPr>
-        <w:spacing w:line="240" w:lineRule="auto" w:before="0" w:after="0"/>
+        <w:spacing w:before="0" w:after="0" w:line="240" w:lineRule="auto"/>
         <w:ind w:left="420" w:hanging="420"/>
       </w:pPr>
       <w:r>
@@ -714,7 +505,7 @@
     </w:p>
     <w:p>
       <w:pPr>
-        <w:spacing w:line="240" w:lineRule="auto" w:before="0" w:after="0"/>
+        <w:spacing w:before="0" w:after="0" w:line="240" w:lineRule="auto"/>
         <w:ind w:left="420" w:hanging="420"/>
       </w:pPr>
       <w:r>
@@ -727,7 +518,7 @@
     </w:p>
     <w:p>
       <w:pPr>
-        <w:spacing w:line="240" w:lineRule="auto" w:before="0" w:after="0"/>
+        <w:spacing w:before="0" w:after="0" w:line="240" w:lineRule="auto"/>
         <w:ind w:left="420" w:hanging="420"/>
       </w:pPr>
       <w:r>
